--- a/public/horus-procedures/FSP-14_إدارة_المنتجات_والمواد_غير_المطابقة.docx
+++ b/public/horus-procedures/FSP-14_إدارة_المنتجات_والمواد_غير_المطابقة.docx
@@ -9,22 +9,22 @@
         </w:pict>
       </w:r>
     </w:p>
-    <w:bookmarkStart w:id="10" w:name="شركة-حورس-لإنتاج-وتعبئة-المياه-الطبيعية"/>
+    <w:bookmarkStart w:id="10" w:name="شركة-لإنتاج-وتعبئة-المياه-الطبيعية"/>
     <w:p>
       <w:pPr>
         <w:pStyle w:val="Heading1"/>
       </w:pPr>
       <w:r>
-        <w:t xml:space="preserve">شركة حورس لإنتاج وتعبئة المياه الطبيعية</w:t>
-      </w:r>
-    </w:p>
-    <w:bookmarkStart w:id="9" w:name="horus-natural-water-co."/>
+        <w:t xml:space="preserve">شركة لإنتاج وتعبئة المياه الطبيعية</w:t>
+      </w:r>
+    </w:p>
+    <w:bookmarkStart w:id="9" w:name="company-co."/>
     <w:p>
       <w:pPr>
         <w:pStyle w:val="Heading2"/>
       </w:pPr>
       <w:r>
-        <w:t xml:space="preserve">Horus Natural Water Co.</w:t>
+        <w:t xml:space="preserve">Company Co.</w:t>
       </w:r>
     </w:p>
     <w:p>
@@ -331,7 +331,7 @@
         <w:pStyle w:val="FirstParagraph"/>
       </w:pPr>
       <w:r>
-        <w:t xml:space="preserve">ينطبق هذا الإجراء على جميع المنتجات والمواد التي يتم استلامها، تخزينها، معالجتها، أو إنتاجها في منشأة حورس لتعبئة المياه الطبيعية، والتي تُشتبه في عدم مطابقتها للمواصفات المحددة أو المتطلبات القانونية والتنظيمية أو معايير سلامة الغذاء، في جميع مراحل سلسلة الغذاء داخل المنشأة وخارجها (في حالات السحب والاسترجاع).</w:t>
+        <w:t xml:space="preserve">ينطبق هذا الإجراء على جميع المنتجات والمواد التي يتم استلامها، تخزينها، معالجتها، أو إنتاجها في منشأة لتعبئة المياه الطبيعية، والتي تُشتبه في عدم مطابقتها للمواصفات المحددة أو المتطلبات القانونية والتنظيمية أو معايير سلامة الغذاء، في جميع مراحل سلسلة الغذاء داخل المنشأة وخارجها (في حالات السحب والاسترجاع).</w:t>
       </w:r>
     </w:p>
     <w:bookmarkEnd w:id="13"/>

--- a/public/horus-procedures/FSP-14_إدارة_المنتجات_والمواد_غير_المطابقة.docx
+++ b/public/horus-procedures/FSP-14_إدارة_المنتجات_والمواد_غير_المطابقة.docx
@@ -9,13 +9,13 @@
         </w:pict>
       </w:r>
     </w:p>
-    <w:bookmarkStart w:id="10" w:name="شركة-لإنتاج-وتعبئة-المياه-الطبيعية"/>
+    <w:bookmarkStart w:id="10" w:name="X03cef4314b8aa390e318dc4a1235d0ccb9e0c3a"/>
     <w:p>
       <w:pPr>
         <w:pStyle w:val="Heading1"/>
       </w:pPr>
       <w:r>
-        <w:t xml:space="preserve">شركة لإنتاج وتعبئة المياه الطبيعية</w:t>
+        <w:t xml:space="preserve">شركة الأزواك لإنتاج وتعبئة المياه الطبيعية</w:t>
       </w:r>
     </w:p>
     <w:bookmarkStart w:id="9" w:name="company-co."/>
